--- a/acts-sermons/docx/67_2028-01-23_가이사에게상소하노라_행25장1-27절.docx
+++ b/acts-sermons/docx/67_2028-01-23_가이사에게상소하노라_행25장1-27절.docx
@@ -343,46 +343,33 @@
           <w:sz w:val="24"/>
           <w:szCs w:val="24"/>
         </w:rPr>
-        <w:t xml:space="preserve">느헤미야는 페르시아 왕 아닥사스다의 술 맡은 관원이었습니다. 그는 예루살렘 성벽이 무너지고 성문이 불탔다는 소식을 듣고 여러 날 슬퍼하며 금식하고 기도했습니다. 그리고 마침내 왕 앞에서 기회가 왔을 때, 그는 하늘의 하나님께 묵도하고 왕에게 구했습니다.</w:t>
-      </w:r>
-    </w:p>
-    <w:p>
-      <w:pPr>
-        <w:spacing w:after="160" w:line="360"/>
-      </w:pPr>
-      <w:r>
-        <w:rPr>
-          <w:rFonts w:ascii="맑은 고딕" w:cs="맑은 고딕" w:eastAsia="맑은 고딕" w:hAnsi="맑은 고딕"/>
-          <w:sz w:val="24"/>
-          <w:szCs w:val="24"/>
-        </w:rPr>
-        <w:t xml:space="preserve">느헤미야는 단순히 예루살렘에 보내 달라고만 하지 않았습니다. 그는 유다까지 가는 길에 있는 강 서쪽 총독들에게 줄 조서를 구했습니다. 안전한 통행을 위해서였습니다. 또 왕의 삼림 감독에게 성문과 성곽과 집을 지을 목재를 주라는 조서도 구했습니다. 왕은 이를 허락했고, 군대 장관들과 마병까지 함께 보냈습니다.</w:t>
-      </w:r>
-    </w:p>
-    <w:p>
-      <w:pPr>
-        <w:spacing w:after="160" w:line="360"/>
-      </w:pPr>
-      <w:r>
-        <w:rPr>
-          <w:rFonts w:ascii="맑은 고딕" w:cs="맑은 고딕" w:eastAsia="맑은 고딕" w:hAnsi="맑은 고딕"/>
-          <w:sz w:val="24"/>
-          <w:szCs w:val="24"/>
-        </w:rPr>
-        <w:t xml:space="preserve">느헤미야는 이렇게 고백합니다. 내 하나님의 선한 손이 나를 도우시므로 왕이 허락하였다. 그는 기도의 사람이었고 동시에 지혜롭게 제도를 사용한 사람이었습니다. 기도하는 것과 정당한 수단을 쓰는 것은 서로 충돌하지 않습니다. 바울의 상소도 그러했습니다.</w:t>
-      </w:r>
-    </w:p>
-    <w:p>
-      <w:pPr>
-        <w:spacing w:after="160" w:line="360"/>
-      </w:pPr>
-      <w:r>
-        <w:rPr>
-          <w:rFonts w:ascii="맑은 고딕" w:cs="맑은 고딕" w:eastAsia="맑은 고딕" w:hAnsi="맑은 고딕"/>
-          <w:sz w:val="24"/>
-          <w:szCs w:val="24"/>
-        </w:rPr>
-        <w:t xml:space="preserve">기도만 하고 아무 준비도 하지 않는 것은 믿음이 아니라 게으름일 수 있습니다. 반대로 준비만 하고 기도하지 않는 것은 교만입니다. 느헤미야는 기도로 시작하고 지혜로 걸었습니다.</w:t>
+        <w:t xml:space="preserve">예레미야 32장은 참 이상한 장면을 보여 줍니다. 바벨론 군대가 예루살렘을 에워싸고 있었고, 예레미야는 시드기야 왕의 노여움을 사서 시위대 뜰에 갇혀 있었습니다. 그때 사촌 하나멜이 찾아와 고향 아나돗에 있는 밭을 사라고 했습니다. 율법에 따라 기업을 무를 권리가 예레미야에게 있었기 때문입니다. 곧 적군의 손에 넘어갈 땅이었습니다.</w:t>
+      </w:r>
+    </w:p>
+    <w:p>
+      <w:pPr>
+        <w:spacing w:after="160" w:line="360"/>
+      </w:pPr>
+      <w:r>
+        <w:rPr>
+          <w:rFonts w:ascii="맑은 고딕" w:cs="맑은 고딕" w:eastAsia="맑은 고딕" w:hAnsi="맑은 고딕"/>
+          <w:sz w:val="24"/>
+          <w:szCs w:val="24"/>
+        </w:rPr>
+        <w:t xml:space="preserve">그러나 예레미야는 그것이 여호와의 말씀인 줄 알았습니다. 그래서 은 십칠 세겔을 달아 주고 밭을 샀습니다. 그는 그 일을 아무렇게나 하지 않았습니다. 증서를 쓰고 봉인하고 증인들을 세우고 저울에 달았습니다. 봉인한 증서와 봉인하지 않은 증서를 바룩에게 주어 토기에 담아 오래 보존하게 했습니다. 법이 정한 절차를 하나도 빠뜨리지 않은 것입니다.</w:t>
+      </w:r>
+    </w:p>
+    <w:p>
+      <w:pPr>
+        <w:spacing w:after="160" w:line="360"/>
+      </w:pPr>
+      <w:r>
+        <w:rPr>
+          <w:rFonts w:ascii="맑은 고딕" w:cs="맑은 고딕" w:eastAsia="맑은 고딕" w:hAnsi="맑은 고딕"/>
+          <w:sz w:val="24"/>
+          <w:szCs w:val="24"/>
+        </w:rPr>
+        <w:t xml:space="preserve">그리고 하나님의 약속을 선포했습니다. 사람이 이 땅에서 집과 밭과 포도원을 다시 사게 되리라. 예레미야는 하나님의 약속을 믿었기에 정당한 권리를 사용했고, 그 권리를 지혜롭고 질서 있게 행사했습니다. 믿음과 합법적인 절차는 서로 충돌하지 않습니다. 바울의 상소도 그러했습니다. 그는 로마 시민의 권리를 하나님의 약속을 이루는 길로 사용했습니다.</w:t>
       </w:r>
     </w:p>
     <w:p>
@@ -1003,46 +990,33 @@
           <w:sz w:val="24"/>
           <w:szCs w:val="24"/>
         </w:rPr>
-        <w:t xml:space="preserve">룻기 2장에는 아주 평범한 한 장면이 나옵니다. 남편을 잃고 시어머니 나오미와 함께 베들레헴으로 돌아온 모압 여인 룻은 먹을 것을 구하러 이삭을 주우러 나갔습니다. 그런데 성경은 이렇게 기록합니다. 룻이 가서 베는 자를 따라 밭에서 이삭을 줍는데 우연히 엘리멜렉의 친족 보아스에게 속한 밭에 이르렀더라.</w:t>
-      </w:r>
-    </w:p>
-    <w:p>
-      <w:pPr>
-        <w:spacing w:after="160" w:line="360"/>
-      </w:pPr>
-      <w:r>
-        <w:rPr>
-          <w:rFonts w:ascii="맑은 고딕" w:cs="맑은 고딕" w:eastAsia="맑은 고딕" w:hAnsi="맑은 고딕"/>
-          <w:sz w:val="24"/>
-          <w:szCs w:val="24"/>
-        </w:rPr>
-        <w:t xml:space="preserve">사람의 눈에는 우연이었습니다. 룻은 그 밭이 누구의 것인지 몰랐습니다. 그러나 그 우연한 발걸음을 통해 룻은 보아스를 만났고, 보아스는 기업 무를 자가 되어 룻과 결혼했습니다. 그리고 그 가정에서 오벳이 태어났고, 오벳은 이새를 낳고, 이새는 다윗을 낳았습니다. 마태복음 1장은 이 모압 여인의 이름을 그리스도의 족보에 기록합니다.</w:t>
-      </w:r>
-    </w:p>
-    <w:p>
-      <w:pPr>
-        <w:spacing w:after="160" w:line="360"/>
-      </w:pPr>
-      <w:r>
-        <w:rPr>
-          <w:rFonts w:ascii="맑은 고딕" w:cs="맑은 고딕" w:eastAsia="맑은 고딕" w:hAnsi="맑은 고딕"/>
-          <w:sz w:val="24"/>
-          <w:szCs w:val="24"/>
-        </w:rPr>
-        <w:t xml:space="preserve">평범한 이삭줍기가 메시아의 족보로 이어졌습니다. 바울의 상소도 그렇습니다. 한 죄수의 법적 선택처럼 보였지만, 그것은 복음이 제국의 수도로 들어가는 하나님의 길이었습니다.</w:t>
-      </w:r>
-    </w:p>
-    <w:p>
-      <w:pPr>
-        <w:spacing w:after="160" w:line="360"/>
-      </w:pPr>
-      <w:r>
-        <w:rPr>
-          <w:rFonts w:ascii="맑은 고딕" w:cs="맑은 고딕" w:eastAsia="맑은 고딕" w:hAnsi="맑은 고딕"/>
-          <w:sz w:val="24"/>
-          <w:szCs w:val="24"/>
-        </w:rPr>
-        <w:t xml:space="preserve">성경에서 ‘우연히’라는 말은 하나님이 계시지 않다는 뜻이 아니라, 사람이 알지 못하는 사이에 하나님이 일하셨다는 뜻입니다.</w:t>
+        <w:t xml:space="preserve">창세기 50장에서 요셉은 백십 세에 죽음을 앞두고 형제들을 불렀습니다. 그는 애굽의 총리였고 애굽에서 모든 것을 누린 사람이었습니다. 그런데 그의 마지막 말은 애굽에 관한 것이 아니었습니다. “나는 죽으나 하나님이 너희를 돌보시고 너희를 이 땅에서 인도하여 내사 아브라함과 이삭과 야곱에게 맹세하신 땅에 이르게 하시리라.” 그리고 이스라엘 자손에게 맹세시켜 하나님이 반드시 너희를 돌보시리니 그때 내 해골을 메고 올라가라고 했습니다.</w:t>
+      </w:r>
+    </w:p>
+    <w:p>
+      <w:pPr>
+        <w:spacing w:after="160" w:line="360"/>
+      </w:pPr>
+      <w:r>
+        <w:rPr>
+          <w:rFonts w:ascii="맑은 고딕" w:cs="맑은 고딕" w:eastAsia="맑은 고딕" w:hAnsi="맑은 고딕"/>
+          <w:sz w:val="24"/>
+          <w:szCs w:val="24"/>
+        </w:rPr>
+        <w:t xml:space="preserve">요셉은 입관되어 애굽에 놓였습니다. 그 후 오랜 세월이 흘렀습니다. 이스라엘은 종이 되었고 약속은 잊힌 것처럼 보였습니다. 그러나 출애굽의 밤에 모세는 요셉의 유골을 가지고 나왔습니다. 그 유골은 광야 사십 년을 지나 가나안까지 옮겨졌고, 여호수아 24장에 따르면 세겜에 묻혔습니다. 히브리서 11장은 이렇게 말합니다. 믿음으로 요셉은 임종 시에 이스라엘 자손들이 떠날 것을 말하고 또 자기의 뼈를 위하여 명하였다고 말입니다.</w:t>
+      </w:r>
+    </w:p>
+    <w:p>
+      <w:pPr>
+        <w:spacing w:after="160" w:line="360"/>
+      </w:pPr>
+      <w:r>
+        <w:rPr>
+          <w:rFonts w:ascii="맑은 고딕" w:cs="맑은 고딕" w:eastAsia="맑은 고딕" w:hAnsi="맑은 고딕"/>
+          <w:sz w:val="24"/>
+          <w:szCs w:val="24"/>
+        </w:rPr>
+        <w:t xml:space="preserve">수백 년의 노예 생활과 광야 길까지 하나님은 다 사용하셨습니다. 그리고 약속하신 곳에 정확히 이르게 하셨습니다. 바울의 상소도 그렇습니다. 오랜 구금과 재판처럼 보였지만, 그것은 너는 로마에서도 증언하여야 하리라는 약속을 이루시는 하나님의 길이었습니다.</w:t>
       </w:r>
     </w:p>
     <w:p>
